--- a/Milestone 1/Quickdress_Design_Specification.docx
+++ b/Milestone 1/Quickdress_Design_Specification.docx
@@ -6168,6 +6168,7 @@
     <w:p>
       <w:pPr>
         <w:pStyle w:val="Heading2"/>
+        <w:keepNext/>
       </w:pPr>
       <w:r>
         <w:t xml:space="preserve">2.4  Alternatives considered</w:t>
@@ -7645,6 +7646,7 @@
     <w:p>
       <w:pPr>
         <w:pStyle w:val="Heading3"/>
+        <w:keepNext/>
       </w:pPr>
       <w:r>
         <w:t xml:space="preserve">Layered architecture</w:t>
@@ -7864,6 +7866,7 @@
     <w:p>
       <w:pPr>
         <w:pStyle w:val="Heading3"/>
+        <w:keepNext/>
       </w:pPr>
       <w:r>
         <w:t xml:space="preserve">Model, View, ViewModel (MVVM)</w:t>
@@ -8107,6 +8110,7 @@
     <w:p>
       <w:pPr>
         <w:pStyle w:val="Heading3"/>
+        <w:keepNext/>
       </w:pPr>
       <w:r>
         <w:t xml:space="preserve">Strategy</w:t>
@@ -8341,6 +8345,7 @@
     <w:p>
       <w:pPr>
         <w:pStyle w:val="Heading3"/>
+        <w:keepNext/>
       </w:pPr>
       <w:r>
         <w:t xml:space="preserve">Chain of Responsibility</w:t>
@@ -8575,6 +8580,7 @@
     <w:p>
       <w:pPr>
         <w:pStyle w:val="Heading3"/>
+        <w:keepNext/>
       </w:pPr>
       <w:r>
         <w:t xml:space="preserve">Repository</w:t>
@@ -8839,6 +8845,7 @@
     <w:p>
       <w:pPr>
         <w:pStyle w:val="Heading3"/>
+        <w:keepNext/>
       </w:pPr>
       <w:r>
         <w:t xml:space="preserve">Adapter</w:t>
@@ -9141,6 +9148,7 @@
     <w:p>
       <w:pPr>
         <w:pStyle w:val="Heading3"/>
+        <w:keepNext/>
       </w:pPr>
       <w:r>
         <w:t xml:space="preserve">Dependency injection</w:t>
@@ -10938,6 +10946,7 @@
     <w:p>
       <w:pPr>
         <w:pStyle w:val="Heading2"/>
+        <w:keepNext/>
       </w:pPr>
       <w:r>
         <w:t xml:space="preserve">6.2  Risks</w:t>
